--- a/clients/AFFG/02_MSA/Schedule-A-AFFG.docx
+++ b/clients/AFFG/02_MSA/Schedule-A-AFFG.docx
@@ -504,16 +504,8 @@
             <w:pPr>
               <w:spacing w:before="80" w:after="80"/>
             </w:pPr>
-            <w:r/>
             <w:r>
-              <w:rPr>
-                <w:rFonts w:ascii="Open Sans" w:hAnsi="Open Sans"/>
-                <w:b/>
-                <w:i w:val="0"/>
-                <w:color w:val="006DB6"/>
-                <w:sz w:val="26"/>
-              </w:rPr>
-              <w:t>Part 1 — VDI Workstations (11 agents)</w:t>
+              <w:t>Part 1 — VDI Workstations (7 agents) + Physical Desktops (9 remaining)</w:t>
             </w:r>
           </w:p>
         </w:tc>
@@ -536,7 +528,7 @@
           <w:color w:val="59595B"/>
           <w:sz w:val="20"/>
         </w:rPr>
-        <w:t>Eleven (11) dedicated Windows 11 personal-desktop virtual machines are provisioned — one per AFFG agent. Each VDI instance is sized at 4 vCore / 16 GB RAM / 100 GB with a shared-bandwidth allocation and is protected by the endpoint security, monitoring, and auditing services listed below.</w:t>
+        <w:t>Seven (7) dedicated Windows 11 personal-desktop virtual machines are provisioned — one per AFFG agent. Each VDI instance is sized at 4 vCore / 16 GB RAM / 100 GB with a shared-bandwidth allocation and is protected by the endpoint security, monitoring, and auditing services listed below. The remaining nine (9) physical desktops continue to receive the standard endpoint security stack (CrowdStrike, Huntress, DNS filtering, Patch Management, ScreenConnect) at $26.50/desktop ($238.50/month).</w:t>
       </w:r>
     </w:p>
     <w:p>
@@ -722,16 +714,8 @@
             <w:tcW w:type="dxa" w:w="1872"/>
           </w:tcPr>
           <w:p>
-            <w:r/>
             <w:r>
-              <w:rPr>
-                <w:rFonts w:ascii="Open Sans" w:hAnsi="Open Sans"/>
-                <w:b w:val="0"/>
-                <w:i w:val="0"/>
-                <w:color w:val="59595B"/>
-                <w:sz w:val="18"/>
-              </w:rPr>
-              <w:t>11</w:t>
+              <w:t>7</w:t>
             </w:r>
           </w:p>
         </w:tc>
@@ -740,16 +724,8 @@
             <w:tcW w:type="dxa" w:w="1872"/>
           </w:tcPr>
           <w:p>
-            <w:r/>
             <w:r>
-              <w:rPr>
-                <w:rFonts w:ascii="Open Sans" w:hAnsi="Open Sans"/>
-                <w:b w:val="0"/>
-                <w:i w:val="0"/>
-                <w:color w:val="59595B"/>
-                <w:sz w:val="18"/>
-              </w:rPr>
-              <w:t>$2,156.00</w:t>
+              <w:t>$1,372.00</w:t>
             </w:r>
           </w:p>
         </w:tc>
@@ -814,16 +790,8 @@
             <w:tcW w:type="dxa" w:w="1872"/>
           </w:tcPr>
           <w:p>
-            <w:r/>
             <w:r>
-              <w:rPr>
-                <w:rFonts w:ascii="Open Sans" w:hAnsi="Open Sans"/>
-                <w:b w:val="0"/>
-                <w:i w:val="0"/>
-                <w:color w:val="59595B"/>
-                <w:sz w:val="18"/>
-              </w:rPr>
-              <w:t>11</w:t>
+              <w:t>7</w:t>
             </w:r>
           </w:p>
         </w:tc>
@@ -832,16 +800,8 @@
             <w:tcW w:type="dxa" w:w="1872"/>
           </w:tcPr>
           <w:p>
-            <w:r/>
             <w:r>
-              <w:rPr>
-                <w:rFonts w:ascii="Open Sans" w:hAnsi="Open Sans"/>
-                <w:b w:val="0"/>
-                <w:i w:val="0"/>
-                <w:color w:val="59595B"/>
-                <w:sz w:val="18"/>
-              </w:rPr>
-              <w:t>$93.50</w:t>
+              <w:t>$59.50</w:t>
             </w:r>
           </w:p>
         </w:tc>
@@ -906,16 +866,8 @@
             <w:tcW w:type="dxa" w:w="1872"/>
           </w:tcPr>
           <w:p>
-            <w:r/>
             <w:r>
-              <w:rPr>
-                <w:rFonts w:ascii="Open Sans" w:hAnsi="Open Sans"/>
-                <w:b w:val="0"/>
-                <w:i w:val="0"/>
-                <w:color w:val="59595B"/>
-                <w:sz w:val="18"/>
-              </w:rPr>
-              <w:t>11</w:t>
+              <w:t>7</w:t>
             </w:r>
           </w:p>
         </w:tc>
@@ -924,16 +876,8 @@
             <w:tcW w:type="dxa" w:w="1872"/>
           </w:tcPr>
           <w:p>
-            <w:r/>
             <w:r>
-              <w:rPr>
-                <w:rFonts w:ascii="Open Sans" w:hAnsi="Open Sans"/>
-                <w:b w:val="0"/>
-                <w:i w:val="0"/>
-                <w:color w:val="59595B"/>
-                <w:sz w:val="18"/>
-              </w:rPr>
-              <w:t>$66.00</w:t>
+              <w:t>$42.00</w:t>
             </w:r>
           </w:p>
         </w:tc>
@@ -998,16 +942,8 @@
             <w:tcW w:type="dxa" w:w="1872"/>
           </w:tcPr>
           <w:p>
-            <w:r/>
             <w:r>
-              <w:rPr>
-                <w:rFonts w:ascii="Open Sans" w:hAnsi="Open Sans"/>
-                <w:b w:val="0"/>
-                <w:i w:val="0"/>
-                <w:color w:val="59595B"/>
-                <w:sz w:val="18"/>
-              </w:rPr>
-              <w:t>11</w:t>
+              <w:t>7</w:t>
             </w:r>
           </w:p>
         </w:tc>
@@ -1016,16 +952,8 @@
             <w:tcW w:type="dxa" w:w="1872"/>
           </w:tcPr>
           <w:p>
-            <w:r/>
             <w:r>
-              <w:rPr>
-                <w:rFonts w:ascii="Open Sans" w:hAnsi="Open Sans"/>
-                <w:b w:val="0"/>
-                <w:i w:val="0"/>
-                <w:color w:val="59595B"/>
-                <w:sz w:val="18"/>
-              </w:rPr>
-              <w:t>$66.00</w:t>
+              <w:t>$42.00</w:t>
             </w:r>
           </w:p>
         </w:tc>
@@ -1090,16 +1018,8 @@
             <w:tcW w:type="dxa" w:w="1872"/>
           </w:tcPr>
           <w:p>
-            <w:r/>
             <w:r>
-              <w:rPr>
-                <w:rFonts w:ascii="Open Sans" w:hAnsi="Open Sans"/>
-                <w:b w:val="0"/>
-                <w:i w:val="0"/>
-                <w:color w:val="59595B"/>
-                <w:sz w:val="18"/>
-              </w:rPr>
-              <w:t>11</w:t>
+              <w:t>7</w:t>
             </w:r>
           </w:p>
         </w:tc>
@@ -1108,16 +1028,8 @@
             <w:tcW w:type="dxa" w:w="1872"/>
           </w:tcPr>
           <w:p>
-            <w:r/>
             <w:r>
-              <w:rPr>
-                <w:rFonts w:ascii="Open Sans" w:hAnsi="Open Sans"/>
-                <w:b w:val="0"/>
-                <w:i w:val="0"/>
-                <w:color w:val="59595B"/>
-                <w:sz w:val="18"/>
-              </w:rPr>
-              <w:t>$44.00</w:t>
+              <w:t>$28.00</w:t>
             </w:r>
           </w:p>
         </w:tc>
@@ -1182,16 +1094,8 @@
             <w:tcW w:type="dxa" w:w="1872"/>
           </w:tcPr>
           <w:p>
-            <w:r/>
             <w:r>
-              <w:rPr>
-                <w:rFonts w:ascii="Open Sans" w:hAnsi="Open Sans"/>
-                <w:b w:val="0"/>
-                <w:i w:val="0"/>
-                <w:color w:val="59595B"/>
-                <w:sz w:val="18"/>
-              </w:rPr>
-              <w:t>11</w:t>
+              <w:t>7</w:t>
             </w:r>
           </w:p>
         </w:tc>
@@ -1200,16 +1104,8 @@
             <w:tcW w:type="dxa" w:w="1872"/>
           </w:tcPr>
           <w:p>
-            <w:r/>
             <w:r>
-              <w:rPr>
-                <w:rFonts w:ascii="Open Sans" w:hAnsi="Open Sans"/>
-                <w:b w:val="0"/>
-                <w:i w:val="0"/>
-                <w:color w:val="59595B"/>
-                <w:sz w:val="18"/>
-              </w:rPr>
-              <w:t>$22.00</w:t>
+              <w:t>$14.00</w:t>
             </w:r>
           </w:p>
         </w:tc>
@@ -1274,16 +1170,8 @@
             <w:tcW w:type="dxa" w:w="1872"/>
           </w:tcPr>
           <w:p>
-            <w:r/>
             <w:r>
-              <w:rPr>
-                <w:rFonts w:ascii="Open Sans" w:hAnsi="Open Sans"/>
-                <w:b w:val="0"/>
-                <w:i w:val="0"/>
-                <w:color w:val="59595B"/>
-                <w:sz w:val="18"/>
-              </w:rPr>
-              <w:t>11</w:t>
+              <w:t>7</w:t>
             </w:r>
           </w:p>
         </w:tc>
@@ -1292,16 +1180,8 @@
             <w:tcW w:type="dxa" w:w="1872"/>
           </w:tcPr>
           <w:p>
-            <w:r/>
             <w:r>
-              <w:rPr>
-                <w:rFonts w:ascii="Open Sans" w:hAnsi="Open Sans"/>
-                <w:b w:val="0"/>
-                <w:i w:val="0"/>
-                <w:color w:val="59595B"/>
-                <w:sz w:val="18"/>
-              </w:rPr>
-              <w:t>$1,189.10</w:t>
+              <w:t>$756.70</w:t>
             </w:r>
           </w:p>
         </w:tc>
@@ -1366,16 +1246,8 @@
             <w:tcW w:type="dxa" w:w="1872"/>
           </w:tcPr>
           <w:p>
-            <w:r/>
             <w:r>
-              <w:rPr>
-                <w:rFonts w:ascii="Open Sans" w:hAnsi="Open Sans"/>
-                <w:b w:val="0"/>
-                <w:i w:val="0"/>
-                <w:color w:val="59595B"/>
-                <w:sz w:val="18"/>
-              </w:rPr>
-              <w:t>11</w:t>
+              <w:t>7</w:t>
             </w:r>
           </w:p>
         </w:tc>
@@ -1384,16 +1256,8 @@
             <w:tcW w:type="dxa" w:w="1872"/>
           </w:tcPr>
           <w:p>
-            <w:r/>
             <w:r>
-              <w:rPr>
-                <w:rFonts w:ascii="Open Sans" w:hAnsi="Open Sans"/>
-                <w:b w:val="0"/>
-                <w:i w:val="0"/>
-                <w:color w:val="59595B"/>
-                <w:sz w:val="18"/>
-              </w:rPr>
-              <w:t>$132.00</w:t>
+              <w:t>$84.00</w:t>
             </w:r>
           </w:p>
         </w:tc>
@@ -1458,16 +1322,8 @@
             <w:tcW w:type="dxa" w:w="1872"/>
           </w:tcPr>
           <w:p>
-            <w:r/>
             <w:r>
-              <w:rPr>
-                <w:rFonts w:ascii="Open Sans" w:hAnsi="Open Sans"/>
-                <w:b w:val="0"/>
-                <w:i w:val="0"/>
-                <w:color w:val="59595B"/>
-                <w:sz w:val="18"/>
-              </w:rPr>
-              <w:t>11</w:t>
+              <w:t>7</w:t>
             </w:r>
           </w:p>
         </w:tc>
@@ -1476,16 +1332,284 @@
             <w:tcW w:type="dxa" w:w="1872"/>
           </w:tcPr>
           <w:p>
+            <w:r>
+              <w:t>$35.00</w:t>
+            </w:r>
+          </w:p>
+        </w:tc>
+      </w:tr>
+      <w:tr>
+        <w:tc>
+          <w:tcPr>
+            <w:tcW w:type="dxa" w:w="1872"/>
+          </w:tcPr>
+          <w:p>
             <w:r/>
+          </w:p>
+        </w:tc>
+        <w:tc>
+          <w:tcPr>
+            <w:tcW w:type="dxa" w:w="1872"/>
+          </w:tcPr>
+          <w:p>
+            <w:r/>
+          </w:p>
+        </w:tc>
+        <w:tc>
+          <w:tcPr>
+            <w:tcW w:type="dxa" w:w="1872"/>
+          </w:tcPr>
+          <w:p>
+            <w:r/>
+          </w:p>
+        </w:tc>
+        <w:tc>
+          <w:tcPr>
+            <w:tcW w:type="dxa" w:w="1872"/>
+          </w:tcPr>
+          <w:p>
             <w:r>
-              <w:rPr>
-                <w:rFonts w:ascii="Open Sans" w:hAnsi="Open Sans"/>
-                <w:b w:val="0"/>
-                <w:i w:val="0"/>
-                <w:color w:val="59595B"/>
-                <w:sz w:val="18"/>
-              </w:rPr>
-              <w:t>$55.00</w:t>
+              <w:t/>
+            </w:r>
+          </w:p>
+        </w:tc>
+        <w:tc>
+          <w:tcPr>
+            <w:tcW w:type="dxa" w:w="1872"/>
+          </w:tcPr>
+          <w:p>
+            <w:r>
+              <w:t/>
+            </w:r>
+          </w:p>
+        </w:tc>
+      </w:tr>
+      <w:tr>
+        <w:tc>
+          <w:tcPr>
+            <w:tcW w:type="dxa" w:w="1872"/>
+          </w:tcPr>
+          <w:p>
+            <w:r/>
+          </w:p>
+        </w:tc>
+        <w:tc>
+          <w:tcPr>
+            <w:tcW w:type="dxa" w:w="1872"/>
+          </w:tcPr>
+          <w:p>
+            <w:r/>
+          </w:p>
+        </w:tc>
+        <w:tc>
+          <w:tcPr>
+            <w:tcW w:type="dxa" w:w="1872"/>
+          </w:tcPr>
+          <w:p>
+            <w:r/>
+          </w:p>
+        </w:tc>
+        <w:tc>
+          <w:tcPr>
+            <w:tcW w:type="dxa" w:w="1872"/>
+          </w:tcPr>
+          <w:p>
+            <w:r>
+              <w:t>9</w:t>
+            </w:r>
+          </w:p>
+        </w:tc>
+        <w:tc>
+          <w:tcPr>
+            <w:tcW w:type="dxa" w:w="1872"/>
+          </w:tcPr>
+          <w:p>
+            <w:r>
+              <w:t>$76.50</w:t>
+            </w:r>
+          </w:p>
+        </w:tc>
+      </w:tr>
+      <w:tr>
+        <w:tc>
+          <w:tcPr>
+            <w:tcW w:type="dxa" w:w="1872"/>
+          </w:tcPr>
+          <w:p>
+            <w:r/>
+          </w:p>
+        </w:tc>
+        <w:tc>
+          <w:tcPr>
+            <w:tcW w:type="dxa" w:w="1872"/>
+          </w:tcPr>
+          <w:p>
+            <w:r/>
+          </w:p>
+        </w:tc>
+        <w:tc>
+          <w:tcPr>
+            <w:tcW w:type="dxa" w:w="1872"/>
+          </w:tcPr>
+          <w:p>
+            <w:r/>
+          </w:p>
+        </w:tc>
+        <w:tc>
+          <w:tcPr>
+            <w:tcW w:type="dxa" w:w="1872"/>
+          </w:tcPr>
+          <w:p>
+            <w:r>
+              <w:t>9</w:t>
+            </w:r>
+          </w:p>
+        </w:tc>
+        <w:tc>
+          <w:tcPr>
+            <w:tcW w:type="dxa" w:w="1872"/>
+          </w:tcPr>
+          <w:p>
+            <w:r>
+              <w:t>$54.00</w:t>
+            </w:r>
+          </w:p>
+        </w:tc>
+      </w:tr>
+      <w:tr>
+        <w:tc>
+          <w:tcPr>
+            <w:tcW w:type="dxa" w:w="1872"/>
+          </w:tcPr>
+          <w:p>
+            <w:r/>
+          </w:p>
+        </w:tc>
+        <w:tc>
+          <w:tcPr>
+            <w:tcW w:type="dxa" w:w="1872"/>
+          </w:tcPr>
+          <w:p>
+            <w:r/>
+          </w:p>
+        </w:tc>
+        <w:tc>
+          <w:tcPr>
+            <w:tcW w:type="dxa" w:w="1872"/>
+          </w:tcPr>
+          <w:p>
+            <w:r/>
+          </w:p>
+        </w:tc>
+        <w:tc>
+          <w:tcPr>
+            <w:tcW w:type="dxa" w:w="1872"/>
+          </w:tcPr>
+          <w:p>
+            <w:r>
+              <w:t>9</w:t>
+            </w:r>
+          </w:p>
+        </w:tc>
+        <w:tc>
+          <w:tcPr>
+            <w:tcW w:type="dxa" w:w="1872"/>
+          </w:tcPr>
+          <w:p>
+            <w:r>
+              <w:t>$54.00</w:t>
+            </w:r>
+          </w:p>
+        </w:tc>
+      </w:tr>
+      <w:tr>
+        <w:tc>
+          <w:tcPr>
+            <w:tcW w:type="dxa" w:w="1872"/>
+          </w:tcPr>
+          <w:p>
+            <w:r/>
+          </w:p>
+        </w:tc>
+        <w:tc>
+          <w:tcPr>
+            <w:tcW w:type="dxa" w:w="1872"/>
+          </w:tcPr>
+          <w:p>
+            <w:r/>
+          </w:p>
+        </w:tc>
+        <w:tc>
+          <w:tcPr>
+            <w:tcW w:type="dxa" w:w="1872"/>
+          </w:tcPr>
+          <w:p>
+            <w:r/>
+          </w:p>
+        </w:tc>
+        <w:tc>
+          <w:tcPr>
+            <w:tcW w:type="dxa" w:w="1872"/>
+          </w:tcPr>
+          <w:p>
+            <w:r>
+              <w:t>9</w:t>
+            </w:r>
+          </w:p>
+        </w:tc>
+        <w:tc>
+          <w:tcPr>
+            <w:tcW w:type="dxa" w:w="1872"/>
+          </w:tcPr>
+          <w:p>
+            <w:r>
+              <w:t>$36.00</w:t>
+            </w:r>
+          </w:p>
+        </w:tc>
+      </w:tr>
+      <w:tr>
+        <w:tc>
+          <w:tcPr>
+            <w:tcW w:type="dxa" w:w="1872"/>
+          </w:tcPr>
+          <w:p>
+            <w:r/>
+          </w:p>
+        </w:tc>
+        <w:tc>
+          <w:tcPr>
+            <w:tcW w:type="dxa" w:w="1872"/>
+          </w:tcPr>
+          <w:p>
+            <w:r/>
+          </w:p>
+        </w:tc>
+        <w:tc>
+          <w:tcPr>
+            <w:tcW w:type="dxa" w:w="1872"/>
+          </w:tcPr>
+          <w:p>
+            <w:r/>
+          </w:p>
+        </w:tc>
+        <w:tc>
+          <w:tcPr>
+            <w:tcW w:type="dxa" w:w="1872"/>
+          </w:tcPr>
+          <w:p>
+            <w:r>
+              <w:t>9</w:t>
+            </w:r>
+          </w:p>
+        </w:tc>
+        <w:tc>
+          <w:tcPr>
+            <w:tcW w:type="dxa" w:w="1872"/>
+          </w:tcPr>
+          <w:p>
+            <w:r>
+              <w:t>$18.00</w:t>
             </w:r>
           </w:p>
         </w:tc>
@@ -1497,16 +1621,8 @@
             <w:shd w:fill="F8F9FA" w:val="clear"/>
           </w:tcPr>
           <w:p>
-            <w:r/>
             <w:r>
-              <w:rPr>
-                <w:rFonts w:ascii="Open Sans" w:hAnsi="Open Sans"/>
-                <w:b/>
-                <w:i w:val="0"/>
-                <w:color w:val="1A1A2E"/>
-                <w:sz w:val="18"/>
-              </w:rPr>
-              <w:t>Subtotal — VDI Workstations</w:t>
+              <w:t>Subtotal — VDI + Physical Desktops</w:t>
             </w:r>
           </w:p>
         </w:tc>
@@ -1552,16 +1668,8 @@
             <w:shd w:fill="F8F9FA" w:val="clear"/>
           </w:tcPr>
           <w:p>
-            <w:r/>
             <w:r>
-              <w:rPr>
-                <w:rFonts w:ascii="Open Sans" w:hAnsi="Open Sans"/>
-                <w:b/>
-                <w:i w:val="0"/>
-                <w:color w:val="1A1A2E"/>
-                <w:sz w:val="18"/>
-              </w:rPr>
-              <w:t>11 agents</w:t>
+              <w:t>7 VDI + 9 physical</w:t>
             </w:r>
           </w:p>
         </w:tc>
@@ -1571,16 +1679,8 @@
             <w:shd w:fill="F8F9FA" w:val="clear"/>
           </w:tcPr>
           <w:p>
-            <w:r/>
             <w:r>
-              <w:rPr>
-                <w:rFonts w:ascii="Open Sans" w:hAnsi="Open Sans"/>
-                <w:b/>
-                <w:i w:val="0"/>
-                <w:color w:val="1A1A2E"/>
-                <w:sz w:val="18"/>
-              </w:rPr>
-              <w:t>$3,823.60</w:t>
+              <w:t>$2,671.70</w:t>
             </w:r>
           </w:p>
         </w:tc>
@@ -4141,16 +4241,8 @@
             <w:tcW w:type="dxa" w:w="4680"/>
           </w:tcPr>
           <w:p>
-            <w:r/>
             <w:r>
-              <w:rPr>
-                <w:rFonts w:ascii="Open Sans" w:hAnsi="Open Sans"/>
-                <w:b w:val="0"/>
-                <w:i w:val="0"/>
-                <w:color w:val="59595B"/>
-                <w:sz w:val="18"/>
-              </w:rPr>
-              <w:t>Part 1 — VDI Workstations (11 agents)</w:t>
+              <w:t>Part 1 — VDI (7) + Physical Desktops (9)</w:t>
             </w:r>
           </w:p>
         </w:tc>
@@ -4159,16 +4251,8 @@
             <w:tcW w:type="dxa" w:w="4680"/>
           </w:tcPr>
           <w:p>
-            <w:r/>
             <w:r>
-              <w:rPr>
-                <w:rFonts w:ascii="Open Sans" w:hAnsi="Open Sans"/>
-                <w:b w:val="0"/>
-                <w:i w:val="0"/>
-                <w:color w:val="59595B"/>
-                <w:sz w:val="18"/>
-              </w:rPr>
-              <w:t>$3,823.60</w:t>
+              <w:t>$2,671.70</w:t>
             </w:r>
           </w:p>
         </w:tc>
@@ -4351,16 +4435,8 @@
             <w:shd w:fill="F8F9FA" w:val="clear"/>
           </w:tcPr>
           <w:p>
-            <w:r/>
             <w:r>
-              <w:rPr>
-                <w:rFonts w:ascii="Open Sans" w:hAnsi="Open Sans"/>
-                <w:b/>
-                <w:i w:val="0"/>
-                <w:color w:val="1A1A2E"/>
-                <w:sz w:val="18"/>
-              </w:rPr>
-              <w:t>$6,922.35</w:t>
+              <w:t>$5,770.45</w:t>
             </w:r>
           </w:p>
         </w:tc>
@@ -4383,7 +4459,7 @@
           <w:color w:val="59595B"/>
           <w:sz w:val="20"/>
         </w:rPr>
-        <w:t>The TOTAL MONTHLY amount of $6,922.35 represents the contracted recurring fee. Any ad-hoc hourly labor, project work (including SOW-AFFG-003), equipment procurement, or other out-of-scope services are invoiced separately per Section 3.02 of the MSA and Schedule C.</w:t>
+        <w:t>The TOTAL MONTHLY amount of $5,770.45 represents the contracted recurring fee. Any ad-hoc hourly labor, project work (including SOW-AFFG-003), equipment procurement, or other out-of-scope services are invoiced separately per Section 3.02 of the MSA and Schedule C.</w:t>
       </w:r>
     </w:p>
     <w:p>
@@ -4462,7 +4538,7 @@
           <w:color w:val="59595B"/>
           <w:sz w:val="20"/>
         </w:rPr>
-        <w:t>The table below summarizes how charges under this Schedule A compare to the prior Client Monthly Service Agreement (DocuSign Envelope F3CDFC05-B156-8A6F-8020-13A164F4E3F1, effective 3/11/2026). The new monthly charges REPLACE the prior charges. This is not additive. Net increase to AFFG is +$4,127.85/month.</w:t>
+        <w:t>The table below summarizes how charges under this Schedule A compare to the prior Client Monthly Service Agreement (DocuSign Envelope F3CDFC05-B156-8A6F-8020-13A164F4E3F1, effective 3/11/2026). The new monthly charges REPLACE the prior charges. This is not additive. Net increase to AFFG is +$2,975.95/month.</w:t>
       </w:r>
     </w:p>
     <w:p>
@@ -4574,16 +4650,8 @@
             <w:tcW w:type="dxa" w:w="2340"/>
           </w:tcPr>
           <w:p>
-            <w:r/>
             <w:r>
-              <w:rPr>
-                <w:rFonts w:ascii="Open Sans" w:hAnsi="Open Sans"/>
-                <w:b w:val="0"/>
-                <w:i w:val="0"/>
-                <w:color w:val="59595B"/>
-                <w:sz w:val="18"/>
-              </w:rPr>
-              <w:t>Workstations (16 physical)</w:t>
+              <w:t>Workstations (16 physical → 9)</w:t>
             </w:r>
           </w:p>
         </w:tc>
@@ -4592,15 +4660,7 @@
             <w:tcW w:type="dxa" w:w="2340"/>
           </w:tcPr>
           <w:p>
-            <w:r/>
             <w:r>
-              <w:rPr>
-                <w:rFonts w:ascii="Open Sans" w:hAnsi="Open Sans"/>
-                <w:b w:val="0"/>
-                <w:i w:val="0"/>
-                <w:color w:val="59595B"/>
-                <w:sz w:val="18"/>
-              </w:rPr>
               <w:t>$424.00</w:t>
             </w:r>
           </w:p>
@@ -4610,16 +4670,8 @@
             <w:tcW w:type="dxa" w:w="2340"/>
           </w:tcPr>
           <w:p>
-            <w:r/>
             <w:r>
-              <w:rPr>
-                <w:rFonts w:ascii="Open Sans" w:hAnsi="Open Sans"/>
-                <w:b w:val="0"/>
-                <w:i w:val="0"/>
-                <w:color w:val="59595B"/>
-                <w:sz w:val="18"/>
-              </w:rPr>
-              <w:t>Replaced by VDI (11 agents)</w:t>
+              <w:t>$238.50 (9 remaining physical)</w:t>
             </w:r>
           </w:p>
         </w:tc>
@@ -4628,16 +4680,8 @@
             <w:tcW w:type="dxa" w:w="2340"/>
           </w:tcPr>
           <w:p>
-            <w:r/>
             <w:r>
-              <w:rPr>
-                <w:rFonts w:ascii="Open Sans" w:hAnsi="Open Sans"/>
-                <w:b w:val="0"/>
-                <w:i w:val="0"/>
-                <w:color w:val="59595B"/>
-                <w:sz w:val="18"/>
-              </w:rPr>
-              <w:t>—</w:t>
+              <w:t>–$185.50</w:t>
             </w:r>
           </w:p>
         </w:tc>
@@ -4888,15 +4932,7 @@
             <w:tcW w:type="dxa" w:w="2340"/>
           </w:tcPr>
           <w:p>
-            <w:r/>
             <w:r>
-              <w:rPr>
-                <w:rFonts w:ascii="Open Sans" w:hAnsi="Open Sans"/>
-                <w:b w:val="0"/>
-                <w:i w:val="0"/>
-                <w:color w:val="59595B"/>
-                <w:sz w:val="18"/>
-              </w:rPr>
               <w:t>—</w:t>
             </w:r>
           </w:p>
@@ -4906,16 +4942,8 @@
             <w:tcW w:type="dxa" w:w="2340"/>
           </w:tcPr>
           <w:p>
-            <w:r/>
             <w:r>
-              <w:rPr>
-                <w:rFonts w:ascii="Open Sans" w:hAnsi="Open Sans"/>
-                <w:b w:val="0"/>
-                <w:i w:val="0"/>
-                <w:color w:val="59595B"/>
-                <w:sz w:val="18"/>
-              </w:rPr>
-              <w:t>$4,323.60 (VDI VMs + My Audit UAM+DLP + SSO + CRM)</w:t>
+              <w:t>$2,433.20 (VDI VMs + My Audit + SSO + CRM)</w:t>
             </w:r>
           </w:p>
         </w:tc>
@@ -4924,16 +4952,8 @@
             <w:tcW w:type="dxa" w:w="2340"/>
           </w:tcPr>
           <w:p>
-            <w:r/>
             <w:r>
-              <w:rPr>
-                <w:rFonts w:ascii="Open Sans" w:hAnsi="Open Sans"/>
-                <w:b w:val="0"/>
-                <w:i w:val="0"/>
-                <w:color w:val="59595B"/>
-                <w:sz w:val="18"/>
-              </w:rPr>
-              <w:t>+$4,323.60</w:t>
+              <w:t>+$2,433.20</w:t>
             </w:r>
           </w:p>
         </w:tc>
@@ -5038,15 +5058,7 @@
             <w:shd w:fill="F8F9FA" w:val="clear"/>
           </w:tcPr>
           <w:p>
-            <w:r/>
             <w:r>
-              <w:rPr>
-                <w:rFonts w:ascii="Open Sans" w:hAnsi="Open Sans"/>
-                <w:b/>
-                <w:i w:val="0"/>
-                <w:color w:val="1A1A2E"/>
-                <w:sz w:val="18"/>
-              </w:rPr>
               <w:t>$2,794.50</w:t>
             </w:r>
           </w:p>
@@ -5057,16 +5069,8 @@
             <w:shd w:fill="F8F9FA" w:val="clear"/>
           </w:tcPr>
           <w:p>
-            <w:r/>
             <w:r>
-              <w:rPr>
-                <w:rFonts w:ascii="Open Sans" w:hAnsi="Open Sans"/>
-                <w:b/>
-                <w:i w:val="0"/>
-                <w:color w:val="1A1A2E"/>
-                <w:sz w:val="18"/>
-              </w:rPr>
-              <w:t>$6,922.35</w:t>
+              <w:t>$5,770.45</w:t>
             </w:r>
           </w:p>
         </w:tc>
@@ -5076,16 +5080,8 @@
             <w:shd w:fill="F8F9FA" w:val="clear"/>
           </w:tcPr>
           <w:p>
-            <w:r/>
             <w:r>
-              <w:rPr>
-                <w:rFonts w:ascii="Open Sans" w:hAnsi="Open Sans"/>
-                <w:b/>
-                <w:i w:val="0"/>
-                <w:color w:val="1A1A2E"/>
-                <w:sz w:val="18"/>
-              </w:rPr>
-              <w:t>+$4,127.85</w:t>
+              <w:t>+$2,975.95</w:t>
             </w:r>
           </w:p>
         </w:tc>
@@ -5108,7 +5104,7 @@
           <w:color w:val="1A1A2E"/>
           <w:sz w:val="20"/>
         </w:rPr>
-        <w:t xml:space="preserve">Important: </w:t>
+        <w:t>Important: The new monthly charges REPLACE the prior charges. This is not additive. Net increase to AFFG is +$2,975.95/month.</w:t>
       </w:r>
       <w:r>
         <w:rPr>
@@ -5118,7 +5114,6 @@
           <w:color w:val="59595B"/>
           <w:sz w:val="20"/>
         </w:rPr>
-        <w:t>The new monthly charges REPLACE the prior charges. This is not additive. Net increase to AFFG is +$4,127.85/month.</w:t>
       </w:r>
     </w:p>
     <w:p>
